--- a/ket-qua-thncd/M173. Bao cao de xuat ket thuc giup do nguoi chap hanh xong hinh phat tu.docx
+++ b/ket-qua-thncd/M173. Bao cao de xuat ket thuc giup do nguoi chap hanh xong hinh phat tu.docx
@@ -30,7 +30,14 @@
                 <w:sz w:val="26"/>
                 <w:szCs w:val="24"/>
               </w:rPr>
-              <w:t>CÔNG AN THÀNH PHỐ ĐỒNG NAI</w:t>
+              <w:t>CÔNG AN</w:t>
+            </w:r>
+            <w:r>
+              <w:rPr>
+                <w:sz w:val="26"/>
+                <w:szCs w:val="26"/>
+              </w:rPr>
+              <w:t xml:space="preserve"> THÀNH PHỐ ĐỒNG NAI</w:t>
             </w:r>
             <w:r>
               <w:rPr>
@@ -70,7 +77,15 @@
                 <w:sz w:val="26"/>
                 <w:szCs w:val="26"/>
               </w:rPr>
-              <w:t xml:space="preserve">CÔNG AN PHƯỜNG HÀNG GÒN</w:t>
+              <w:t xml:space="preserve">CÔNG AN</w:t>
+            </w:r>
+            <w:r>
+              <w:rPr>
+                <w:b/>
+                <w:sz w:val="26"/>
+                <w:szCs w:val="26"/>
+              </w:rPr>
+              <w:t xml:space="preserve"> PHƯỜNG HÀNG GÒN</w:t>
             </w:r>
             <w:r>
               <w:rPr>
@@ -238,7 +253,19 @@
                 <w:color w:val="000000"/>
                 <w:sz w:val="20"/>
               </w:rPr>
-              <w:t>Hàng Gòn</w:t>
+              <w:t xml:space="preserve"/>
+            </w:r>
+            <w:r>
+              <w:rPr>
+                <w:rFonts w:ascii="Times New Roman" w:hAnsi="Times New Roman"/>
+                <w:b w:val="0"/>
+                <w:i/>
+                <w:iCs/>
+                <w:color w:val="000000"/>
+                <w:sz w:val="28"/>
+                <w:szCs w:val="28"/>
+              </w:rPr>
+              <w:t xml:space="preserve">Hàng Gòn</w:t>
             </w:r>
             <w:r>
               <w:rPr>
@@ -735,6 +762,15 @@
           <w:sz w:val="26"/>
           <w:szCs w:val="26"/>
         </w:rPr>
+        <w:t xml:space="preserve"/>
+      </w:r>
+      <w:r>
+        <w:rPr>
+          <w:rFonts w:ascii="Times New Roman" w:hAnsi="Times New Roman"/>
+          <w:b w:val="0"/>
+          <w:sz w:val="28"/>
+          <w:szCs w:val="28"/>
+        </w:rPr>
         <w:t xml:space="preserve"> phường Hàng Gòn</w:t>
       </w:r>
       <w:r>
@@ -981,7 +1017,16 @@
           <w:sz w:val="26"/>
           <w:szCs w:val="26"/>
         </w:rPr>
-        <w:t>Công an phường Hàng Gòn</w:t>
+        <w:t>Công an</w:t>
+      </w:r>
+      <w:r>
+        <w:rPr>
+          <w:rFonts w:ascii="Times New Roman" w:hAnsi="Times New Roman"/>
+          <w:color w:val="auto"/>
+          <w:sz w:val="28"/>
+          <w:szCs w:val="28"/>
+        </w:rPr>
+        <w:t xml:space="preserve"> phường Hàng Gòn</w:t>
       </w:r>
       <w:r>
         <w:rPr>
@@ -1177,8 +1222,8 @@
         <w:rPr>
           <w:rFonts w:ascii="Times New Roman" w:hAnsi="Times New Roman"/>
           <w:color w:val="auto"/>
-          <w:sz w:val="26"/>
-          <w:szCs w:val="26"/>
+          <w:sz w:val="28"/>
+          <w:szCs w:val="28"/>
           <w:highlight w:val="yellow"/>
         </w:rPr>
         <w:t xml:space="preserve"> {HOTEN}</w:t>
@@ -1234,8 +1279,8 @@
         <w:rPr>
           <w:rFonts w:ascii="Times New Roman" w:hAnsi="Times New Roman"/>
           <w:color w:val="auto"/>
-          <w:sz w:val="26"/>
-          <w:szCs w:val="26"/>
+          <w:sz w:val="28"/>
+          <w:szCs w:val="28"/>
           <w:highlight w:val="yellow"/>
         </w:rPr>
         <w:t xml:space="preserve"> {GIOITINH}</w:t>
@@ -1344,8 +1389,8 @@
         <w:rPr>
           <w:rFonts w:ascii="Times New Roman" w:hAnsi="Times New Roman"/>
           <w:color w:val="auto"/>
-          <w:sz w:val="26"/>
-          <w:szCs w:val="26"/>
+          <w:sz w:val="28"/>
+          <w:szCs w:val="28"/>
           <w:highlight w:val="yellow"/>
         </w:rPr>
         <w:t xml:space="preserve"> {NGAYSINH}/{THANGSINH}/{NAMSINH}</w:t>
@@ -1535,8 +1580,8 @@
         <w:rPr>
           <w:rFonts w:ascii="Times New Roman" w:hAnsi="Times New Roman"/>
           <w:color w:val="auto"/>
-          <w:sz w:val="26"/>
-          <w:szCs w:val="26"/>
+          <w:sz w:val="28"/>
+          <w:szCs w:val="28"/>
           <w:highlight w:val="yellow"/>
         </w:rPr>
         <w:t xml:space="preserve"> {TENCHA}</w:t>
@@ -1617,7 +1662,8 @@
         <w:rPr>
           <w:rFonts w:ascii="Times New Roman" w:hAnsi="Times New Roman"/>
           <w:color w:val="auto"/>
-          <w:sz w:val="20"/>
+          <w:sz w:val="28"/>
+          <w:szCs w:val="28"/>
           <w:highlight w:val="yellow"/>
         </w:rPr>
         <w:t xml:space="preserve"> {TENME}</w:t>
@@ -2761,6 +2807,13 @@
         <w:rPr>
           <w:sz w:val="20"/>
           <w:szCs w:val="20"/>
+        </w:rPr>
+        <w:t xml:space="preserve"/>
+      </w:r>
+      <w:r>
+        <w:rPr>
+          <w:sz w:val="28"/>
+          <w:szCs w:val="28"/>
         </w:rPr>
         <w:t xml:space="preserve"> phường Hàng Gòn</w:t>
       </w:r>

--- a/ket-qua-thncd/M173. Bao cao de xuat ket thuc giup do nguoi chap hanh xong hinh phat tu.docx
+++ b/ket-qua-thncd/M173. Bao cao de xuat ket thuc giup do nguoi chap hanh xong hinh phat tu.docx
@@ -27,6 +27,8 @@
             </w:pPr>
             <w:r>
               <w:rPr>
+                <w:b w:val="0"/>
+                <w:bCs w:val="0"/>
                 <w:sz w:val="26"/>
                 <w:szCs w:val="24"/>
               </w:rPr>
@@ -34,6 +36,8 @@
             </w:r>
             <w:r>
               <w:rPr>
+                <w:b w:val="0"/>
+                <w:bCs w:val="0"/>
                 <w:sz w:val="26"/>
                 <w:szCs w:val="26"/>
               </w:rPr>
@@ -41,6 +45,8 @@
             </w:r>
             <w:r>
               <w:rPr>
+                <w:b w:val="0"/>
+                <w:bCs w:val="0"/>
                 <w:sz w:val="26"/>
                 <w:szCs w:val="24"/>
               </w:rPr>
@@ -48,6 +54,8 @@
             </w:r>
             <w:r>
               <w:rPr>
+                <w:b w:val="0"/>
+                <w:bCs w:val="0"/>
                 <w:sz w:val="26"/>
                 <w:szCs w:val="24"/>
               </w:rPr>
@@ -55,6 +63,8 @@
             </w:r>
             <w:r>
               <w:rPr>
+                <w:b w:val="0"/>
+                <w:bCs w:val="0"/>
                 <w:sz w:val="26"/>
                 <w:szCs w:val="24"/>
               </w:rPr>
@@ -74,6 +84,7 @@
             <w:r>
               <w:rPr>
                 <w:b/>
+                <w:bCs/>
                 <w:sz w:val="26"/>
                 <w:szCs w:val="26"/>
               </w:rPr>
@@ -82,6 +93,7 @@
             <w:r>
               <w:rPr>
                 <w:b/>
+                <w:bCs/>
                 <w:sz w:val="26"/>
                 <w:szCs w:val="26"/>
               </w:rPr>
@@ -90,6 +102,7 @@
             <w:r>
               <w:rPr>
                 <w:b/>
+                <w:bCs/>
                 <w:sz w:val="26"/>
                 <w:szCs w:val="26"/>
               </w:rPr>
